--- a/Documentación/Diccionarios/Diccionario de Datos Clases.docx
+++ b/Documentación/Diccionarios/Diccionario de Datos Clases.docx
@@ -16,6 +16,7 @@
       </w:pPr>
       <w:r>
         <w:rPr>
+          <w:noProof/>
           <w:lang w:val="es-AR"/>
         </w:rPr>
         <w:drawing>
@@ -31994,6 +31995,7 @@
   <w:style w:type="character" w:default="1" w:styleId="Fuentedeprrafopredeter">
     <w:name w:val="Default Paragraph Font"/>
     <w:uiPriority w:val="1"/>
+    <w:semiHidden/>
     <w:unhideWhenUsed/>
   </w:style>
   <w:style w:type="table" w:default="1" w:styleId="Tablanormal">
